--- a/wniosek.docx
+++ b/wniosek.docx
@@ -20,7 +20,16 @@
       </w:pPr>
       <w:r>
         <w:rPr/>
-        <w:t>Poznań, dnia «Data»</w:t>
+        <w:t xml:space="preserve">Poznań, dnia </w:t>
+      </w:r>
+      <w:r>
+        <w:rPr>
+          <w:rFonts w:ascii="Times New Roman" w:hAnsi="Times New Roman"/>
+          <w:color w:val="1B1B1B"/>
+          <w:sz w:val="20"/>
+          <w:szCs w:val="20"/>
+        </w:rPr>
+        <w:t>&lt;&lt;Data&gt;&gt;</w:t>
       </w:r>
     </w:p>
     <w:p>
@@ -28,11 +37,21 @@
         <w:pStyle w:val="Normal"/>
         <w:ind w:end="4512"/>
         <w:jc w:val="center"/>
-        <w:rPr/>
-      </w:pPr>
-      <w:r>
-        <w:rPr/>
-        <w:t>«NrAlbumu»</w:t>
+        <w:rPr>
+          <w:rFonts w:ascii="Times New Roman" w:hAnsi="Times New Roman"/>
+          <w:color w:val="1B1B1B"/>
+          <w:sz w:val="20"/>
+          <w:szCs w:val="20"/>
+        </w:rPr>
+      </w:pPr>
+      <w:r>
+        <w:rPr>
+          <w:rFonts w:ascii="Times New Roman" w:hAnsi="Times New Roman"/>
+          <w:color w:val="1B1B1B"/>
+          <w:sz w:val="20"/>
+          <w:szCs w:val="20"/>
+        </w:rPr>
+        <w:t>&lt;&lt;NrAlbumu&gt;&gt;</w:t>
       </w:r>
     </w:p>
     <w:p>
@@ -40,10 +59,20 @@
         <w:pStyle w:val="Normal"/>
         <w:ind w:end="4512"/>
         <w:jc w:val="center"/>
-        <w:rPr/>
-      </w:pPr>
-      <w:r>
-        <w:rPr/>
+        <w:rPr>
+          <w:rFonts w:ascii="Times New Roman" w:hAnsi="Times New Roman"/>
+          <w:color w:val="1B1B1B"/>
+          <w:sz w:val="20"/>
+          <w:szCs w:val="20"/>
+        </w:rPr>
+      </w:pPr>
+      <w:r>
+        <w:rPr>
+          <w:rFonts w:ascii="Times New Roman" w:hAnsi="Times New Roman"/>
+          <w:color w:val="1B1B1B"/>
+          <w:sz w:val="20"/>
+          <w:szCs w:val="20"/>
+        </w:rPr>
         <w:t>numer albumu</w:t>
       </w:r>
     </w:p>
@@ -53,11 +82,21 @@
         <w:spacing w:before="120" w:after="0"/>
         <w:ind w:end="4513"/>
         <w:jc w:val="center"/>
-        <w:rPr/>
-      </w:pPr>
-      <w:r>
-        <w:rPr/>
-        <w:t>«Nazwisko» «Imie»</w:t>
+        <w:rPr>
+          <w:rFonts w:ascii="Times New Roman" w:hAnsi="Times New Roman"/>
+          <w:color w:val="1B1B1B"/>
+          <w:sz w:val="20"/>
+          <w:szCs w:val="20"/>
+        </w:rPr>
+      </w:pPr>
+      <w:r>
+        <w:rPr>
+          <w:rFonts w:ascii="Times New Roman" w:hAnsi="Times New Roman"/>
+          <w:color w:val="1B1B1B"/>
+          <w:sz w:val="20"/>
+          <w:szCs w:val="20"/>
+        </w:rPr>
+        <w:t>&lt;&lt;Nazwisko&gt;&gt; &lt;&lt;Imie&gt;&gt;</w:t>
       </w:r>
     </w:p>
     <w:p>
@@ -65,10 +104,20 @@
         <w:pStyle w:val="Normal"/>
         <w:ind w:end="4512"/>
         <w:jc w:val="center"/>
-        <w:rPr/>
-      </w:pPr>
-      <w:r>
-        <w:rPr/>
+        <w:rPr>
+          <w:rFonts w:ascii="Times New Roman" w:hAnsi="Times New Roman"/>
+          <w:color w:val="1B1B1B"/>
+          <w:sz w:val="20"/>
+          <w:szCs w:val="20"/>
+        </w:rPr>
+      </w:pPr>
+      <w:r>
+        <w:rPr>
+          <w:rFonts w:ascii="Times New Roman" w:hAnsi="Times New Roman"/>
+          <w:color w:val="1B1B1B"/>
+          <w:sz w:val="20"/>
+          <w:szCs w:val="20"/>
+        </w:rPr>
         <w:t>nazwisko i imię</w:t>
       </w:r>
     </w:p>
@@ -78,11 +127,39 @@
         <w:spacing w:before="120" w:after="0"/>
         <w:ind w:end="4513"/>
         <w:jc w:val="center"/>
-        <w:rPr/>
-      </w:pPr>
-      <w:r>
-        <w:rPr/>
-        <w:t>«Semestr», «Rok»</w:t>
+        <w:rPr>
+          <w:rFonts w:ascii="Times New Roman" w:hAnsi="Times New Roman"/>
+          <w:color w:val="1B1B1B"/>
+          <w:sz w:val="20"/>
+          <w:szCs w:val="20"/>
+        </w:rPr>
+      </w:pPr>
+      <w:r>
+        <w:rPr>
+          <w:rFonts w:ascii="Times New Roman" w:hAnsi="Times New Roman"/>
+          <w:color w:val="1B1B1B"/>
+          <w:sz w:val="20"/>
+          <w:szCs w:val="20"/>
+        </w:rPr>
+        <w:t>&lt;&lt;Semestr&gt;&gt;</w:t>
+      </w:r>
+      <w:r>
+        <w:rPr>
+          <w:rFonts w:ascii="Times New Roman" w:hAnsi="Times New Roman"/>
+          <w:color w:val="1B1B1B"/>
+          <w:sz w:val="20"/>
+          <w:szCs w:val="20"/>
+        </w:rPr>
+        <w:t xml:space="preserve">, </w:t>
+      </w:r>
+      <w:r>
+        <w:rPr>
+          <w:rFonts w:ascii="Times New Roman" w:hAnsi="Times New Roman"/>
+          <w:color w:val="1B1B1B"/>
+          <w:sz w:val="20"/>
+          <w:szCs w:val="20"/>
+        </w:rPr>
+        <w:t>&lt;&lt;Rok&gt;&gt;</w:t>
       </w:r>
     </w:p>
     <w:p>
@@ -90,10 +167,20 @@
         <w:pStyle w:val="Normal"/>
         <w:ind w:end="4512"/>
         <w:jc w:val="center"/>
-        <w:rPr/>
-      </w:pPr>
-      <w:r>
-        <w:rPr/>
+        <w:rPr>
+          <w:rFonts w:ascii="Times New Roman" w:hAnsi="Times New Roman"/>
+          <w:color w:val="1B1B1B"/>
+          <w:sz w:val="20"/>
+          <w:szCs w:val="20"/>
+        </w:rPr>
+      </w:pPr>
+      <w:r>
+        <w:rPr>
+          <w:rFonts w:ascii="Times New Roman" w:hAnsi="Times New Roman"/>
+          <w:color w:val="1B1B1B"/>
+          <w:sz w:val="20"/>
+          <w:szCs w:val="20"/>
+        </w:rPr>
         <w:t>semestr, rok</w:t>
       </w:r>
     </w:p>
@@ -103,11 +190,39 @@
         <w:spacing w:before="120" w:after="0"/>
         <w:ind w:end="4513"/>
         <w:jc w:val="center"/>
-        <w:rPr/>
-      </w:pPr>
-      <w:r>
-        <w:rPr/>
-        <w:t>«Kierunek», «Stopien»</w:t>
+        <w:rPr>
+          <w:rFonts w:ascii="Times New Roman" w:hAnsi="Times New Roman"/>
+          <w:color w:val="1B1B1B"/>
+          <w:sz w:val="20"/>
+          <w:szCs w:val="20"/>
+        </w:rPr>
+      </w:pPr>
+      <w:r>
+        <w:rPr>
+          <w:rFonts w:ascii="Times New Roman" w:hAnsi="Times New Roman"/>
+          <w:color w:val="1B1B1B"/>
+          <w:sz w:val="20"/>
+          <w:szCs w:val="20"/>
+        </w:rPr>
+        <w:t>&lt;&lt;Kierunek&gt;&gt;</w:t>
+      </w:r>
+      <w:r>
+        <w:rPr>
+          <w:rFonts w:ascii="Times New Roman" w:hAnsi="Times New Roman"/>
+          <w:color w:val="1B1B1B"/>
+          <w:sz w:val="20"/>
+          <w:szCs w:val="20"/>
+        </w:rPr>
+        <w:t xml:space="preserve">, </w:t>
+      </w:r>
+      <w:r>
+        <w:rPr>
+          <w:rFonts w:ascii="Times New Roman" w:hAnsi="Times New Roman"/>
+          <w:color w:val="1B1B1B"/>
+          <w:sz w:val="20"/>
+          <w:szCs w:val="20"/>
+        </w:rPr>
+        <w:t>&lt;&lt;Stopien&gt;&gt;</w:t>
       </w:r>
     </w:p>
     <w:p>
@@ -115,15 +230,28 @@
         <w:pStyle w:val="Normal"/>
         <w:ind w:end="4512"/>
         <w:rPr>
-          <w:sz w:val="18"/>
-        </w:rPr>
-      </w:pPr>
-      <w:r>
-        <w:rPr/>
+          <w:rFonts w:ascii="Times New Roman" w:hAnsi="Times New Roman"/>
+          <w:color w:val="1B1B1B"/>
+          <w:sz w:val="20"/>
+          <w:szCs w:val="20"/>
+        </w:rPr>
+      </w:pPr>
+      <w:r>
+        <w:rPr>
+          <w:rFonts w:ascii="Times New Roman" w:hAnsi="Times New Roman"/>
+          <w:color w:val="1B1B1B"/>
+          <w:sz w:val="20"/>
+          <w:szCs w:val="20"/>
+        </w:rPr>
         <w:t xml:space="preserve">                         </w:t>
       </w:r>
       <w:r>
-        <w:rPr/>
+        <w:rPr>
+          <w:rFonts w:ascii="Times New Roman" w:hAnsi="Times New Roman"/>
+          <w:color w:val="1B1B1B"/>
+          <w:sz w:val="20"/>
+          <w:szCs w:val="20"/>
+        </w:rPr>
         <w:t>kierunek i stopień studiów</w:t>
       </w:r>
     </w:p>
@@ -274,7 +402,96 @@
         <w:rPr>
           <w:sz w:val="22"/>
         </w:rPr>
-        <w:t xml:space="preserve">Proszę o umożliwienie mi przystąpienia do egzaminu komisyjnego z </w:t>
+        <w:t>Pr</w:t>
+      </w:r>
+      <w:r>
+        <w:rPr>
+          <w:rFonts w:ascii="Times New Roman" w:hAnsi="Times New Roman"/>
+          <w:color w:val="1B1B1B"/>
+          <w:sz w:val="22"/>
+          <w:szCs w:val="22"/>
+        </w:rPr>
+        <w:t xml:space="preserve">oszę o umożliwienie mi przystąpienia do egzaminu komisyjnego z </w:t>
+      </w:r>
+    </w:p>
+    <w:p>
+      <w:pPr>
+        <w:pStyle w:val="Normal"/>
+        <w:spacing w:lineRule="auto" w:line="360"/>
+        <w:jc w:val="both"/>
+        <w:rPr>
+          <w:rFonts w:ascii="Times New Roman" w:hAnsi="Times New Roman"/>
+          <w:color w:val="1B1B1B"/>
+          <w:sz w:val="22"/>
+          <w:szCs w:val="22"/>
+        </w:rPr>
+      </w:pPr>
+      <w:r>
+        <w:rPr>
+          <w:rFonts w:ascii="Times New Roman" w:hAnsi="Times New Roman"/>
+          <w:color w:val="1B1B1B"/>
+          <w:sz w:val="22"/>
+          <w:szCs w:val="22"/>
+        </w:rPr>
+        <w:t xml:space="preserve">przedmiotu </w:t>
+      </w:r>
+      <w:r>
+        <w:rPr>
+          <w:rFonts w:ascii="Times New Roman" w:hAnsi="Times New Roman"/>
+          <w:color w:val="1B1B1B"/>
+          <w:sz w:val="22"/>
+          <w:szCs w:val="22"/>
+        </w:rPr>
+        <w:t>&lt;&lt;Przedmiot&gt;&gt;</w:t>
+      </w:r>
+      <w:r>
+        <w:rPr>
+          <w:rFonts w:ascii="Times New Roman" w:hAnsi="Times New Roman"/>
+          <w:color w:val="1B1B1B"/>
+          <w:sz w:val="22"/>
+          <w:szCs w:val="22"/>
+        </w:rPr>
+        <w:t xml:space="preserve"> - .punkty </w:t>
+      </w:r>
+      <w:r>
+        <w:rPr>
+          <w:rFonts w:ascii="Times New Roman" w:hAnsi="Times New Roman"/>
+          <w:color w:val="1B1B1B"/>
+          <w:sz w:val="22"/>
+          <w:szCs w:val="22"/>
+        </w:rPr>
+        <w:t>&lt;&lt;Punkty&gt;&gt;</w:t>
+      </w:r>
+    </w:p>
+    <w:p>
+      <w:pPr>
+        <w:pStyle w:val="Normal"/>
+        <w:spacing w:lineRule="auto" w:line="360"/>
+        <w:jc w:val="both"/>
+        <w:rPr>
+          <w:rFonts w:ascii="Times New Roman" w:hAnsi="Times New Roman"/>
+          <w:color w:val="1B1B1B"/>
+          <w:sz w:val="22"/>
+          <w:szCs w:val="22"/>
+        </w:rPr>
+      </w:pPr>
+      <w:r>
+        <w:rPr>
+          <w:rFonts w:ascii="Times New Roman" w:hAnsi="Times New Roman"/>
+          <w:color w:val="1B1B1B"/>
+          <w:sz w:val="22"/>
+          <w:szCs w:val="22"/>
+        </w:rPr>
+        <w:t xml:space="preserve">prowadzonego przez </w:t>
+      </w:r>
+      <w:r>
+        <w:rPr>
+          <w:rFonts w:ascii="Times New Roman" w:hAnsi="Times New Roman"/>
+          <w:color w:val="1B1B1B"/>
+          <w:sz w:val="22"/>
+          <w:szCs w:val="22"/>
+        </w:rPr>
+        <w:t>&lt;&lt;Prowadzacy&gt;&gt;</w:t>
       </w:r>
     </w:p>
     <w:p>
@@ -286,46 +503,31 @@
       </w:pPr>
       <w:r>
         <w:rPr>
-          <w:sz w:val="22"/>
-        </w:rPr>
-        <w:t>przedmiotu «Przedmiot» - .punkty «Punkty»</w:t>
-      </w:r>
-    </w:p>
-    <w:p>
-      <w:pPr>
-        <w:pStyle w:val="Normal"/>
-        <w:spacing w:lineRule="auto" w:line="360"/>
-        <w:jc w:val="both"/>
-        <w:rPr>
-          <w:sz w:val="22"/>
-        </w:rPr>
-      </w:pPr>
-      <w:r>
-        <w:rPr>
-          <w:sz w:val="22"/>
-        </w:rPr>
-        <w:t>prowadzonego przez    «Prowadzacy»</w:t>
-      </w:r>
-    </w:p>
-    <w:p>
-      <w:pPr>
-        <w:pStyle w:val="Normal"/>
-        <w:spacing w:lineRule="auto" w:line="360"/>
-        <w:jc w:val="both"/>
-        <w:rPr/>
-      </w:pPr>
-      <w:r>
-        <w:rPr>
           <w:b/>
           <w:sz w:val="22"/>
         </w:rPr>
-        <w:t>Uzasadnienie wniosku</w:t>
-      </w:r>
-      <w:r>
-        <w:rPr>
+        <w:t>Uzasadn</w:t>
+      </w:r>
+      <w:r>
+        <w:rPr>
+          <w:rFonts w:ascii="Times New Roman" w:hAnsi="Times New Roman"/>
+          <w:b/>
+          <w:bCs/>
           <w:sz w:val="22"/>
-        </w:rPr>
-        <w:t>: «Uzasadnienie»</w:t>
+          <w:szCs w:val="22"/>
+        </w:rPr>
+        <w:t xml:space="preserve">ienie wniosku: </w:t>
+      </w:r>
+      <w:r>
+        <w:rPr>
+          <w:rFonts w:ascii="Times New Roman" w:hAnsi="Times New Roman"/>
+          <w:b w:val="false"/>
+          <w:bCs w:val="false"/>
+          <w:color w:val="1B1B1B"/>
+          <w:sz w:val="22"/>
+          <w:szCs w:val="22"/>
+        </w:rPr>
+        <w:t>&lt;&lt;Uzasadnienie&gt;&gt;</w:t>
       </w:r>
     </w:p>
     <w:p>
@@ -469,10 +671,20 @@
       <w:pPr>
         <w:pStyle w:val="Normal"/>
         <w:jc w:val="both"/>
-        <w:rPr/>
-      </w:pPr>
-      <w:r>
-        <w:rPr/>
+        <w:rPr>
+          <w:rFonts w:ascii="Times New Roman" w:hAnsi="Times New Roman"/>
+          <w:color w:val="1B1B1B"/>
+          <w:sz w:val="20"/>
+          <w:szCs w:val="20"/>
+        </w:rPr>
+      </w:pPr>
+      <w:r>
+        <w:rPr>
+          <w:rFonts w:ascii="Times New Roman" w:hAnsi="Times New Roman"/>
+          <w:color w:val="1B1B1B"/>
+          <w:sz w:val="20"/>
+          <w:szCs w:val="20"/>
+        </w:rPr>
         <w:t>Skład komisji:</w:t>
       </w:r>
     </w:p>
@@ -484,11 +696,21 @@
           <w:numId w:val="12"/>
         </w:numPr>
         <w:jc w:val="both"/>
-        <w:rPr/>
-      </w:pPr>
-      <w:r>
-        <w:rPr/>
-        <w:t>«SkladKomisji1»</w:t>
+        <w:rPr>
+          <w:rFonts w:ascii="Times New Roman" w:hAnsi="Times New Roman"/>
+          <w:color w:val="1B1B1B"/>
+          <w:sz w:val="20"/>
+          <w:szCs w:val="20"/>
+        </w:rPr>
+      </w:pPr>
+      <w:r>
+        <w:rPr>
+          <w:rFonts w:ascii="Times New Roman" w:hAnsi="Times New Roman"/>
+          <w:color w:val="1B1B1B"/>
+          <w:sz w:val="20"/>
+          <w:szCs w:val="20"/>
+        </w:rPr>
+        <w:t>&lt;&lt;SkladKomisji1&gt;&gt;</w:t>
       </w:r>
     </w:p>
     <w:p>
@@ -499,11 +721,21 @@
           <w:numId w:val="12"/>
         </w:numPr>
         <w:jc w:val="both"/>
-        <w:rPr/>
-      </w:pPr>
-      <w:r>
-        <w:rPr/>
-        <w:t>«SkladKomisji2»</w:t>
+        <w:rPr>
+          <w:rFonts w:ascii="Times New Roman" w:hAnsi="Times New Roman"/>
+          <w:color w:val="1B1B1B"/>
+          <w:sz w:val="20"/>
+          <w:szCs w:val="20"/>
+        </w:rPr>
+      </w:pPr>
+      <w:r>
+        <w:rPr>
+          <w:rFonts w:ascii="Times New Roman" w:hAnsi="Times New Roman"/>
+          <w:color w:val="1B1B1B"/>
+          <w:sz w:val="20"/>
+          <w:szCs w:val="20"/>
+        </w:rPr>
+        <w:t>&lt;&lt;SkladKomisji2&gt;&gt;</w:t>
       </w:r>
     </w:p>
     <w:p>
@@ -514,11 +746,41 @@
           <w:numId w:val="12"/>
         </w:numPr>
         <w:jc w:val="both"/>
-        <w:rPr/>
-      </w:pPr>
-      <w:r>
-        <w:rPr/>
-        <w:t>«SkladKomisji3»</w:t>
+        <w:rPr>
+          <w:rFonts w:ascii="Times New Roman" w:hAnsi="Times New Roman"/>
+          <w:color w:val="1B1B1B"/>
+          <w:sz w:val="20"/>
+          <w:szCs w:val="20"/>
+        </w:rPr>
+      </w:pPr>
+      <w:r>
+        <w:rPr>
+          <w:rFonts w:ascii="Times New Roman" w:hAnsi="Times New Roman"/>
+          <w:color w:val="1B1B1B"/>
+          <w:sz w:val="20"/>
+          <w:szCs w:val="20"/>
+        </w:rPr>
+        <w:t>&lt;&lt;SkladKomisji3&gt;&gt;</w:t>
+      </w:r>
+    </w:p>
+    <w:p>
+      <w:pPr>
+        <w:pStyle w:val="Normal"/>
+        <w:jc w:val="both"/>
+        <w:rPr>
+          <w:rFonts w:ascii="Times New Roman" w:hAnsi="Times New Roman"/>
+          <w:color w:val="1B1B1B"/>
+          <w:sz w:val="20"/>
+          <w:szCs w:val="20"/>
+        </w:rPr>
+      </w:pPr>
+      <w:r>
+        <w:rPr>
+          <w:rFonts w:ascii="Times New Roman" w:hAnsi="Times New Roman"/>
+          <w:color w:val="1B1B1B"/>
+          <w:sz w:val="20"/>
+          <w:szCs w:val="20"/>
+        </w:rPr>
       </w:r>
     </w:p>
     <w:p>
@@ -564,7 +826,6 @@
     <w:p>
       <w:pPr>
         <w:pStyle w:val="Normal"/>
-        <w:jc w:val="both"/>
         <w:rPr/>
       </w:pPr>
       <w:r>
@@ -577,20 +838,38 @@
         <w:rPr/>
       </w:pPr>
       <w:r>
-        <w:rPr/>
-      </w:r>
-    </w:p>
-    <w:p>
-      <w:pPr>
-        <w:pStyle w:val="Normal"/>
-        <w:rPr/>
-      </w:pPr>
-      <w:r>
-        <w:rPr>
+        <w:rPr>
+          <w:rFonts w:ascii="Times New Roman" w:hAnsi="Times New Roman"/>
+          <w:color w:val="1B1B1B"/>
           <w:sz w:val="18"/>
           <w:szCs w:val="18"/>
         </w:rPr>
-        <w:t>Poznań, dnia ....………………….                                                                                  …..…………………………………….</w:t>
+        <w:t xml:space="preserve">Poznań, dnia </w:t>
+      </w:r>
+      <w:r>
+        <w:rPr>
+          <w:rFonts w:ascii="Times New Roman" w:hAnsi="Times New Roman"/>
+          <w:color w:val="1B1B1B"/>
+          <w:sz w:val="18"/>
+          <w:szCs w:val="18"/>
+        </w:rPr>
+        <w:t>&lt;&lt;Data&gt;&gt;</w:t>
+      </w:r>
+      <w:r>
+        <w:rPr>
+          <w:rFonts w:ascii="Times New Roman" w:hAnsi="Times New Roman"/>
+          <w:color w:val="1B1B1B"/>
+          <w:sz w:val="18"/>
+          <w:szCs w:val="18"/>
+        </w:rPr>
+        <w:t xml:space="preserve">   </w:t>
+      </w:r>
+      <w:r>
+        <w:rPr>
+          <w:sz w:val="18"/>
+          <w:szCs w:val="18"/>
+        </w:rPr>
+        <w:t xml:space="preserve">                                                                             …..…………………………………….</w:t>
       </w:r>
     </w:p>
     <w:p>
@@ -643,7 +922,7 @@
       <w:headerReference w:type="first" r:id="rId4"/>
       <w:type w:val="nextPage"/>
       <w:pgSz w:w="11906" w:h="16838"/>
-      <w:pgMar w:left="1417" w:right="1417" w:gutter="0" w:header="708" w:top="1417" w:footer="0" w:bottom="1135"/>
+      <w:pgMar w:left="1417" w:right="1417" w:gutter="0" w:header="0" w:top="708" w:footer="0" w:bottom="1135"/>
       <w:pgNumType w:fmt="decimal"/>
       <w:formProt w:val="false"/>
       <w:textDirection w:val="lrTb"/>
@@ -676,213 +955,6 @@
     </w:pPr>
     <w:r>
       <w:rPr/>
-      <w:drawing>
-        <wp:inline distT="0" distB="0" distL="0" distR="0">
-          <wp:extent cx="867410" cy="869315"/>
-          <wp:effectExtent l="0" t="0" r="0" b="0"/>
-          <wp:docPr id="1" name="Obraz2" descr="" title=""/>
-          <wp:cNvGraphicFramePr>
-            <a:graphicFrameLocks xmlns:a="http://schemas.openxmlformats.org/drawingml/2006/main" noChangeAspect="1"/>
-          </wp:cNvGraphicFramePr>
-          <a:graphic xmlns:a="http://schemas.openxmlformats.org/drawingml/2006/main">
-            <a:graphicData uri="http://schemas.openxmlformats.org/drawingml/2006/picture">
-              <pic:pic xmlns:pic="http://schemas.openxmlformats.org/drawingml/2006/picture">
-                <pic:nvPicPr>
-                  <pic:cNvPr id="1" name="Obraz2" descr="" title=""/>
-                  <pic:cNvPicPr>
-                    <a:picLocks noChangeAspect="1" noChangeArrowheads="1"/>
-                  </pic:cNvPicPr>
-                </pic:nvPicPr>
-                <pic:blipFill>
-                  <a:blip r:embed="rId1"/>
-                  <a:srcRect l="-6" t="-6" r="-6" b="-6"/>
-                  <a:stretch>
-                    <a:fillRect/>
-                  </a:stretch>
-                </pic:blipFill>
-                <pic:spPr bwMode="auto">
-                  <a:xfrm>
-                    <a:off x="0" y="0"/>
-                    <a:ext cx="867410" cy="869315"/>
-                  </a:xfrm>
-                  <a:prstGeom prst="rect">
-                    <a:avLst/>
-                  </a:prstGeom>
-                </pic:spPr>
-              </pic:pic>
-            </a:graphicData>
-          </a:graphic>
-        </wp:inline>
-      </w:drawing>
-      <mc:AlternateContent>
-        <mc:Choice Requires="wps">
-          <w:drawing>
-            <wp:anchor behindDoc="1" distT="0" distB="0" distL="0" distR="0" simplePos="0" locked="0" layoutInCell="1" allowOverlap="1" relativeHeight="2">
-              <wp:simplePos x="0" y="0"/>
-              <wp:positionH relativeFrom="column">
-                <wp:posOffset>1143635</wp:posOffset>
-              </wp:positionH>
-              <wp:positionV relativeFrom="line">
-                <wp:posOffset>82550</wp:posOffset>
-              </wp:positionV>
-              <wp:extent cx="3209290" cy="371475"/>
-              <wp:effectExtent l="0" t="0" r="0" b="0"/>
-              <wp:wrapNone/>
-              <wp:docPr id="2" name="Ramka1"/>
-              <a:graphic xmlns:a="http://schemas.openxmlformats.org/drawingml/2006/main">
-                <a:graphicData uri="http://schemas.microsoft.com/office/word/2010/wordprocessingShape">
-                  <wps:wsp>
-                    <wps:cNvSpPr/>
-                    <wps:spPr>
-                      <a:xfrm>
-                        <a:off x="0" y="0"/>
-                        <a:ext cx="3209400" cy="371520"/>
-                      </a:xfrm>
-                      <a:prstGeom prst="rect">
-                        <a:avLst/>
-                      </a:prstGeom>
-                      <a:noFill/>
-                      <a:ln w="0">
-                        <a:noFill/>
-                      </a:ln>
-                    </wps:spPr>
-                    <wps:style>
-                      <a:lnRef idx="0"/>
-                      <a:fillRef idx="0"/>
-                      <a:effectRef idx="0"/>
-                      <a:fontRef idx="minor"/>
-                    </wps:style>
-                    <wps:txbx>
-                      <w:txbxContent>
-                        <w:p>
-                          <w:pPr>
-                            <w:pStyle w:val="Normal"/>
-                            <w:rPr>
-                              <w:rFonts w:ascii="Arial" w:hAnsi="Arial" w:cs="Arial"/>
-                              <w:b/>
-                              <w:sz w:val="24"/>
-                              <w:szCs w:val="24"/>
-                            </w:rPr>
-                          </w:pPr>
-                          <w:r>
-                            <w:rPr/>
-                            <w:drawing>
-                              <wp:inline distT="0" distB="0" distL="0" distR="0">
-                                <wp:extent cx="3024505" cy="280035"/>
-                                <wp:effectExtent l="0" t="0" r="0" b="0"/>
-                                <wp:docPr id="4" name="Obraz1" descr="" title=""/>
-                                <wp:cNvGraphicFramePr>
-                                  <a:graphicFrameLocks xmlns:a="http://schemas.openxmlformats.org/drawingml/2006/main" noChangeAspect="1"/>
-                                </wp:cNvGraphicFramePr>
-                                <a:graphic xmlns:a="http://schemas.openxmlformats.org/drawingml/2006/main">
-                                  <a:graphicData uri="http://schemas.openxmlformats.org/drawingml/2006/picture">
-                                    <pic:pic xmlns:pic="http://schemas.openxmlformats.org/drawingml/2006/picture">
-                                      <pic:nvPicPr>
-                                        <pic:cNvPr id="4" name="Obraz1" descr="" title=""/>
-                                        <pic:cNvPicPr>
-                                          <a:picLocks noChangeAspect="1" noChangeArrowheads="1"/>
-                                        </pic:cNvPicPr>
-                                      </pic:nvPicPr>
-                                      <pic:blipFill>
-                                        <a:blip r:embed="rId2"/>
-                                        <a:srcRect l="-13" t="-142" r="-13" b="-142"/>
-                                        <a:stretch>
-                                          <a:fillRect/>
-                                        </a:stretch>
-                                      </pic:blipFill>
-                                      <pic:spPr bwMode="auto">
-                                        <a:xfrm>
-                                          <a:off x="0" y="0"/>
-                                          <a:ext cx="3024505" cy="280035"/>
-                                        </a:xfrm>
-                                        <a:prstGeom prst="rect">
-                                          <a:avLst/>
-                                        </a:prstGeom>
-                                      </pic:spPr>
-                                    </pic:pic>
-                                  </a:graphicData>
-                                </a:graphic>
-                              </wp:inline>
-                            </w:drawing>
-                          </w:r>
-                        </w:p>
-                      </w:txbxContent>
-                    </wps:txbx>
-                    <wps:bodyPr lIns="92160" rIns="92160" tIns="46440" bIns="46440" anchor="t">
-                      <a:spAutoFit/>
-                    </wps:bodyPr>
-                  </wps:wsp>
-                </a:graphicData>
-              </a:graphic>
-            </wp:anchor>
-          </w:drawing>
-        </mc:Choice>
-        <mc:Fallback>
-          <w:pict>
-            <v:rect id="shape_0" ID="Ramka1" path="m0,0l-2147483645,0l-2147483645,-2147483646l0,-2147483646xe" fillcolor="white" stroked="f" o:allowincell="f" style="position:absolute;margin-left:90.05pt;margin-top:-6.5pt;width:252.65pt;height:29.2pt;mso-wrap-style:none;v-text-anchor:middle">
-              <v:fill o:detectmouseclick="t" type="solid" color2="black" opacity="0"/>
-              <v:stroke color="#3465a4" joinstyle="round" endcap="flat"/>
-              <v:textbox>
-                <w:txbxContent>
-                  <w:p>
-                    <w:pPr>
-                      <w:pStyle w:val="Normal"/>
-                      <w:rPr>
-                        <w:rFonts w:ascii="Arial" w:hAnsi="Arial" w:cs="Arial"/>
-                        <w:b/>
-                        <w:sz w:val="24"/>
-                        <w:szCs w:val="24"/>
-                      </w:rPr>
-                    </w:pPr>
-                    <w:r>
-                      <w:rPr/>
-                      <w:drawing>
-                        <wp:inline distT="0" distB="0" distL="0" distR="0">
-                          <wp:extent cx="3024505" cy="280035"/>
-                          <wp:effectExtent l="0" t="0" r="0" b="0"/>
-                          <wp:docPr id="5" name="Obraz1" descr="" title=""/>
-                          <wp:cNvGraphicFramePr>
-                            <a:graphicFrameLocks xmlns:a="http://schemas.openxmlformats.org/drawingml/2006/main" noChangeAspect="1"/>
-                          </wp:cNvGraphicFramePr>
-                          <a:graphic xmlns:a="http://schemas.openxmlformats.org/drawingml/2006/main">
-                            <a:graphicData uri="http://schemas.openxmlformats.org/drawingml/2006/picture">
-                              <pic:pic xmlns:pic="http://schemas.openxmlformats.org/drawingml/2006/picture">
-                                <pic:nvPicPr>
-                                  <pic:cNvPr id="5" name="Obraz1" descr="" title=""/>
-                                  <pic:cNvPicPr>
-                                    <a:picLocks noChangeAspect="1" noChangeArrowheads="1"/>
-                                  </pic:cNvPicPr>
-                                </pic:nvPicPr>
-                                <pic:blipFill>
-                                  <a:blip r:embed="rId3"/>
-                                  <a:srcRect l="-13" t="-142" r="-13" b="-142"/>
-                                  <a:stretch>
-                                    <a:fillRect/>
-                                  </a:stretch>
-                                </pic:blipFill>
-                                <pic:spPr bwMode="auto">
-                                  <a:xfrm>
-                                    <a:off x="0" y="0"/>
-                                    <a:ext cx="3024505" cy="280035"/>
-                                  </a:xfrm>
-                                  <a:prstGeom prst="rect">
-                                    <a:avLst/>
-                                  </a:prstGeom>
-                                </pic:spPr>
-                              </pic:pic>
-                            </a:graphicData>
-                          </a:graphic>
-                        </wp:inline>
-                      </w:drawing>
-                    </w:r>
-                  </w:p>
-                </w:txbxContent>
-              </v:textbox>
-              <w10:wrap type="none"/>
-            </v:rect>
-          </w:pict>
-        </mc:Fallback>
-      </mc:AlternateContent>
     </w:r>
   </w:p>
 </w:hdr>
@@ -897,213 +969,6 @@
     </w:pPr>
     <w:r>
       <w:rPr/>
-      <w:drawing>
-        <wp:inline distT="0" distB="0" distL="0" distR="0">
-          <wp:extent cx="867410" cy="869315"/>
-          <wp:effectExtent l="0" t="0" r="0" b="0"/>
-          <wp:docPr id="3" name="Obraz2" descr="" title=""/>
-          <wp:cNvGraphicFramePr>
-            <a:graphicFrameLocks xmlns:a="http://schemas.openxmlformats.org/drawingml/2006/main" noChangeAspect="1"/>
-          </wp:cNvGraphicFramePr>
-          <a:graphic xmlns:a="http://schemas.openxmlformats.org/drawingml/2006/main">
-            <a:graphicData uri="http://schemas.openxmlformats.org/drawingml/2006/picture">
-              <pic:pic xmlns:pic="http://schemas.openxmlformats.org/drawingml/2006/picture">
-                <pic:nvPicPr>
-                  <pic:cNvPr id="3" name="Obraz2" descr="" title=""/>
-                  <pic:cNvPicPr>
-                    <a:picLocks noChangeAspect="1" noChangeArrowheads="1"/>
-                  </pic:cNvPicPr>
-                </pic:nvPicPr>
-                <pic:blipFill>
-                  <a:blip r:embed="rId1"/>
-                  <a:srcRect l="-6" t="-6" r="-6" b="-6"/>
-                  <a:stretch>
-                    <a:fillRect/>
-                  </a:stretch>
-                </pic:blipFill>
-                <pic:spPr bwMode="auto">
-                  <a:xfrm>
-                    <a:off x="0" y="0"/>
-                    <a:ext cx="867410" cy="869315"/>
-                  </a:xfrm>
-                  <a:prstGeom prst="rect">
-                    <a:avLst/>
-                  </a:prstGeom>
-                </pic:spPr>
-              </pic:pic>
-            </a:graphicData>
-          </a:graphic>
-        </wp:inline>
-      </w:drawing>
-      <mc:AlternateContent>
-        <mc:Choice Requires="wps">
-          <w:drawing>
-            <wp:anchor behindDoc="1" distT="0" distB="0" distL="0" distR="0" simplePos="0" locked="0" layoutInCell="1" allowOverlap="1" relativeHeight="2">
-              <wp:simplePos x="0" y="0"/>
-              <wp:positionH relativeFrom="column">
-                <wp:posOffset>1143635</wp:posOffset>
-              </wp:positionH>
-              <wp:positionV relativeFrom="line">
-                <wp:posOffset>82550</wp:posOffset>
-              </wp:positionV>
-              <wp:extent cx="3209290" cy="371475"/>
-              <wp:effectExtent l="0" t="0" r="0" b="0"/>
-              <wp:wrapNone/>
-              <wp:docPr id="4" name="Ramka1"/>
-              <a:graphic xmlns:a="http://schemas.openxmlformats.org/drawingml/2006/main">
-                <a:graphicData uri="http://schemas.microsoft.com/office/word/2010/wordprocessingShape">
-                  <wps:wsp>
-                    <wps:cNvSpPr/>
-                    <wps:spPr>
-                      <a:xfrm>
-                        <a:off x="0" y="0"/>
-                        <a:ext cx="3209400" cy="371520"/>
-                      </a:xfrm>
-                      <a:prstGeom prst="rect">
-                        <a:avLst/>
-                      </a:prstGeom>
-                      <a:noFill/>
-                      <a:ln w="0">
-                        <a:noFill/>
-                      </a:ln>
-                    </wps:spPr>
-                    <wps:style>
-                      <a:lnRef idx="0"/>
-                      <a:fillRef idx="0"/>
-                      <a:effectRef idx="0"/>
-                      <a:fontRef idx="minor"/>
-                    </wps:style>
-                    <wps:txbx>
-                      <w:txbxContent>
-                        <w:p>
-                          <w:pPr>
-                            <w:pStyle w:val="Normal"/>
-                            <w:rPr>
-                              <w:rFonts w:ascii="Arial" w:hAnsi="Arial" w:cs="Arial"/>
-                              <w:b/>
-                              <w:sz w:val="24"/>
-                              <w:szCs w:val="24"/>
-                            </w:rPr>
-                          </w:pPr>
-                          <w:r>
-                            <w:rPr/>
-                            <w:drawing>
-                              <wp:inline distT="0" distB="0" distL="0" distR="0">
-                                <wp:extent cx="3024505" cy="280035"/>
-                                <wp:effectExtent l="0" t="0" r="0" b="0"/>
-                                <wp:docPr id="6" name="Obraz1" descr="" title=""/>
-                                <wp:cNvGraphicFramePr>
-                                  <a:graphicFrameLocks xmlns:a="http://schemas.openxmlformats.org/drawingml/2006/main" noChangeAspect="1"/>
-                                </wp:cNvGraphicFramePr>
-                                <a:graphic xmlns:a="http://schemas.openxmlformats.org/drawingml/2006/main">
-                                  <a:graphicData uri="http://schemas.openxmlformats.org/drawingml/2006/picture">
-                                    <pic:pic xmlns:pic="http://schemas.openxmlformats.org/drawingml/2006/picture">
-                                      <pic:nvPicPr>
-                                        <pic:cNvPr id="6" name="Obraz1" descr="" title=""/>
-                                        <pic:cNvPicPr>
-                                          <a:picLocks noChangeAspect="1" noChangeArrowheads="1"/>
-                                        </pic:cNvPicPr>
-                                      </pic:nvPicPr>
-                                      <pic:blipFill>
-                                        <a:blip r:embed="rId2"/>
-                                        <a:srcRect l="-13" t="-142" r="-13" b="-142"/>
-                                        <a:stretch>
-                                          <a:fillRect/>
-                                        </a:stretch>
-                                      </pic:blipFill>
-                                      <pic:spPr bwMode="auto">
-                                        <a:xfrm>
-                                          <a:off x="0" y="0"/>
-                                          <a:ext cx="3024505" cy="280035"/>
-                                        </a:xfrm>
-                                        <a:prstGeom prst="rect">
-                                          <a:avLst/>
-                                        </a:prstGeom>
-                                      </pic:spPr>
-                                    </pic:pic>
-                                  </a:graphicData>
-                                </a:graphic>
-                              </wp:inline>
-                            </w:drawing>
-                          </w:r>
-                        </w:p>
-                      </w:txbxContent>
-                    </wps:txbx>
-                    <wps:bodyPr lIns="92160" rIns="92160" tIns="46440" bIns="46440" anchor="t">
-                      <a:spAutoFit/>
-                    </wps:bodyPr>
-                  </wps:wsp>
-                </a:graphicData>
-              </a:graphic>
-            </wp:anchor>
-          </w:drawing>
-        </mc:Choice>
-        <mc:Fallback>
-          <w:pict>
-            <v:rect id="shape_0" ID="Ramka1" path="m0,0l-2147483645,0l-2147483645,-2147483646l0,-2147483646xe" fillcolor="white" stroked="f" o:allowincell="f" style="position:absolute;margin-left:90.05pt;margin-top:-6.5pt;width:252.65pt;height:29.2pt;mso-wrap-style:none;v-text-anchor:middle">
-              <v:fill o:detectmouseclick="t" type="solid" color2="black" opacity="0"/>
-              <v:stroke color="#3465a4" joinstyle="round" endcap="flat"/>
-              <v:textbox>
-                <w:txbxContent>
-                  <w:p>
-                    <w:pPr>
-                      <w:pStyle w:val="Normal"/>
-                      <w:rPr>
-                        <w:rFonts w:ascii="Arial" w:hAnsi="Arial" w:cs="Arial"/>
-                        <w:b/>
-                        <w:sz w:val="24"/>
-                        <w:szCs w:val="24"/>
-                      </w:rPr>
-                    </w:pPr>
-                    <w:r>
-                      <w:rPr/>
-                      <w:drawing>
-                        <wp:inline distT="0" distB="0" distL="0" distR="0">
-                          <wp:extent cx="3024505" cy="280035"/>
-                          <wp:effectExtent l="0" t="0" r="0" b="0"/>
-                          <wp:docPr id="7" name="Obraz1" descr="" title=""/>
-                          <wp:cNvGraphicFramePr>
-                            <a:graphicFrameLocks xmlns:a="http://schemas.openxmlformats.org/drawingml/2006/main" noChangeAspect="1"/>
-                          </wp:cNvGraphicFramePr>
-                          <a:graphic xmlns:a="http://schemas.openxmlformats.org/drawingml/2006/main">
-                            <a:graphicData uri="http://schemas.openxmlformats.org/drawingml/2006/picture">
-                              <pic:pic xmlns:pic="http://schemas.openxmlformats.org/drawingml/2006/picture">
-                                <pic:nvPicPr>
-                                  <pic:cNvPr id="7" name="Obraz1" descr="" title=""/>
-                                  <pic:cNvPicPr>
-                                    <a:picLocks noChangeAspect="1" noChangeArrowheads="1"/>
-                                  </pic:cNvPicPr>
-                                </pic:nvPicPr>
-                                <pic:blipFill>
-                                  <a:blip r:embed="rId3"/>
-                                  <a:srcRect l="-13" t="-142" r="-13" b="-142"/>
-                                  <a:stretch>
-                                    <a:fillRect/>
-                                  </a:stretch>
-                                </pic:blipFill>
-                                <pic:spPr bwMode="auto">
-                                  <a:xfrm>
-                                    <a:off x="0" y="0"/>
-                                    <a:ext cx="3024505" cy="280035"/>
-                                  </a:xfrm>
-                                  <a:prstGeom prst="rect">
-                                    <a:avLst/>
-                                  </a:prstGeom>
-                                </pic:spPr>
-                              </pic:pic>
-                            </a:graphicData>
-                          </a:graphic>
-                        </wp:inline>
-                      </w:drawing>
-                    </w:r>
-                  </w:p>
-                </w:txbxContent>
-              </v:textbox>
-              <w10:wrap type="none"/>
-            </v:rect>
-          </w:pict>
-        </mc:Fallback>
-      </mc:AlternateContent>
     </w:r>
   </w:p>
 </w:hdr>
@@ -1264,6 +1129,7 @@
         </w:tabs>
         <w:ind w:start="1080" w:hanging="360"/>
       </w:pPr>
+      <w:rPr/>
     </w:lvl>
     <w:lvl w:ilvl="2">
       <w:start w:val="1"/>
@@ -1276,6 +1142,7 @@
         </w:tabs>
         <w:ind w:start="1440" w:hanging="360"/>
       </w:pPr>
+      <w:rPr/>
     </w:lvl>
     <w:lvl w:ilvl="3">
       <w:start w:val="1"/>
@@ -1288,6 +1155,7 @@
         </w:tabs>
         <w:ind w:start="1800" w:hanging="360"/>
       </w:pPr>
+      <w:rPr/>
     </w:lvl>
     <w:lvl w:ilvl="4">
       <w:start w:val="1"/>
@@ -1300,6 +1168,7 @@
         </w:tabs>
         <w:ind w:start="2160" w:hanging="360"/>
       </w:pPr>
+      <w:rPr/>
     </w:lvl>
     <w:lvl w:ilvl="5">
       <w:start w:val="1"/>
@@ -1312,6 +1181,7 @@
         </w:tabs>
         <w:ind w:start="2520" w:hanging="360"/>
       </w:pPr>
+      <w:rPr/>
     </w:lvl>
     <w:lvl w:ilvl="6">
       <w:start w:val="1"/>
@@ -1324,6 +1194,7 @@
         </w:tabs>
         <w:ind w:start="2880" w:hanging="360"/>
       </w:pPr>
+      <w:rPr/>
     </w:lvl>
     <w:lvl w:ilvl="7">
       <w:start w:val="1"/>
@@ -1336,6 +1207,7 @@
         </w:tabs>
         <w:ind w:start="3240" w:hanging="360"/>
       </w:pPr>
+      <w:rPr/>
     </w:lvl>
     <w:lvl w:ilvl="8">
       <w:start w:val="1"/>
@@ -1348,6 +1220,7 @@
         </w:tabs>
         <w:ind w:start="3600" w:hanging="360"/>
       </w:pPr>
+      <w:rPr/>
     </w:lvl>
   </w:abstractNum>
   <w:abstractNum w:abstractNumId="3">
@@ -1375,6 +1248,7 @@
         </w:tabs>
         <w:ind w:start="1080" w:hanging="360"/>
       </w:pPr>
+      <w:rPr/>
     </w:lvl>
     <w:lvl w:ilvl="2">
       <w:start w:val="1"/>
@@ -1387,6 +1261,7 @@
         </w:tabs>
         <w:ind w:start="1440" w:hanging="360"/>
       </w:pPr>
+      <w:rPr/>
     </w:lvl>
     <w:lvl w:ilvl="3">
       <w:start w:val="1"/>
@@ -1399,6 +1274,7 @@
         </w:tabs>
         <w:ind w:start="1800" w:hanging="360"/>
       </w:pPr>
+      <w:rPr/>
     </w:lvl>
     <w:lvl w:ilvl="4">
       <w:start w:val="1"/>
@@ -1411,6 +1287,7 @@
         </w:tabs>
         <w:ind w:start="2160" w:hanging="360"/>
       </w:pPr>
+      <w:rPr/>
     </w:lvl>
     <w:lvl w:ilvl="5">
       <w:start w:val="1"/>
@@ -1423,6 +1300,7 @@
         </w:tabs>
         <w:ind w:start="2520" w:hanging="360"/>
       </w:pPr>
+      <w:rPr/>
     </w:lvl>
     <w:lvl w:ilvl="6">
       <w:start w:val="1"/>
@@ -1435,6 +1313,7 @@
         </w:tabs>
         <w:ind w:start="2880" w:hanging="360"/>
       </w:pPr>
+      <w:rPr/>
     </w:lvl>
     <w:lvl w:ilvl="7">
       <w:start w:val="1"/>
@@ -1447,6 +1326,7 @@
         </w:tabs>
         <w:ind w:start="3240" w:hanging="360"/>
       </w:pPr>
+      <w:rPr/>
     </w:lvl>
     <w:lvl w:ilvl="8">
       <w:start w:val="1"/>
@@ -1459,6 +1339,7 @@
         </w:tabs>
         <w:ind w:start="3600" w:hanging="360"/>
       </w:pPr>
+      <w:rPr/>
     </w:lvl>
   </w:abstractNum>
   <w:abstractNum w:abstractNumId="4">
@@ -1486,6 +1367,7 @@
         </w:tabs>
         <w:ind w:start="1080" w:hanging="360"/>
       </w:pPr>
+      <w:rPr/>
     </w:lvl>
     <w:lvl w:ilvl="2">
       <w:start w:val="1"/>
@@ -1498,6 +1380,7 @@
         </w:tabs>
         <w:ind w:start="1440" w:hanging="360"/>
       </w:pPr>
+      <w:rPr/>
     </w:lvl>
     <w:lvl w:ilvl="3">
       <w:start w:val="1"/>
@@ -1510,6 +1393,7 @@
         </w:tabs>
         <w:ind w:start="1800" w:hanging="360"/>
       </w:pPr>
+      <w:rPr/>
     </w:lvl>
     <w:lvl w:ilvl="4">
       <w:start w:val="1"/>
@@ -1522,6 +1406,7 @@
         </w:tabs>
         <w:ind w:start="2160" w:hanging="360"/>
       </w:pPr>
+      <w:rPr/>
     </w:lvl>
     <w:lvl w:ilvl="5">
       <w:start w:val="1"/>
@@ -1534,6 +1419,7 @@
         </w:tabs>
         <w:ind w:start="2520" w:hanging="360"/>
       </w:pPr>
+      <w:rPr/>
     </w:lvl>
     <w:lvl w:ilvl="6">
       <w:start w:val="1"/>
@@ -1546,6 +1432,7 @@
         </w:tabs>
         <w:ind w:start="2880" w:hanging="360"/>
       </w:pPr>
+      <w:rPr/>
     </w:lvl>
     <w:lvl w:ilvl="7">
       <w:start w:val="1"/>
@@ -1558,6 +1445,7 @@
         </w:tabs>
         <w:ind w:start="3240" w:hanging="360"/>
       </w:pPr>
+      <w:rPr/>
     </w:lvl>
     <w:lvl w:ilvl="8">
       <w:start w:val="1"/>
@@ -1570,6 +1458,7 @@
         </w:tabs>
         <w:ind w:start="3600" w:hanging="360"/>
       </w:pPr>
+      <w:rPr/>
     </w:lvl>
   </w:abstractNum>
   <w:abstractNum w:abstractNumId="5">
@@ -1597,6 +1486,7 @@
         </w:tabs>
         <w:ind w:start="1080" w:hanging="360"/>
       </w:pPr>
+      <w:rPr/>
     </w:lvl>
     <w:lvl w:ilvl="2">
       <w:start w:val="1"/>
@@ -1609,6 +1499,7 @@
         </w:tabs>
         <w:ind w:start="1440" w:hanging="360"/>
       </w:pPr>
+      <w:rPr/>
     </w:lvl>
     <w:lvl w:ilvl="3">
       <w:start w:val="1"/>
@@ -1621,6 +1512,7 @@
         </w:tabs>
         <w:ind w:start="1800" w:hanging="360"/>
       </w:pPr>
+      <w:rPr/>
     </w:lvl>
     <w:lvl w:ilvl="4">
       <w:start w:val="1"/>
@@ -1633,6 +1525,7 @@
         </w:tabs>
         <w:ind w:start="2160" w:hanging="360"/>
       </w:pPr>
+      <w:rPr/>
     </w:lvl>
     <w:lvl w:ilvl="5">
       <w:start w:val="1"/>
@@ -1645,6 +1538,7 @@
         </w:tabs>
         <w:ind w:start="2520" w:hanging="360"/>
       </w:pPr>
+      <w:rPr/>
     </w:lvl>
     <w:lvl w:ilvl="6">
       <w:start w:val="1"/>
@@ -1657,6 +1551,7 @@
         </w:tabs>
         <w:ind w:start="2880" w:hanging="360"/>
       </w:pPr>
+      <w:rPr/>
     </w:lvl>
     <w:lvl w:ilvl="7">
       <w:start w:val="1"/>
@@ -1669,6 +1564,7 @@
         </w:tabs>
         <w:ind w:start="3240" w:hanging="360"/>
       </w:pPr>
+      <w:rPr/>
     </w:lvl>
     <w:lvl w:ilvl="8">
       <w:start w:val="1"/>
@@ -1681,6 +1577,7 @@
         </w:tabs>
         <w:ind w:start="3600" w:hanging="360"/>
       </w:pPr>
+      <w:rPr/>
     </w:lvl>
   </w:abstractNum>
   <w:abstractNum w:abstractNumId="6">
@@ -1710,6 +1607,7 @@
         </w:tabs>
         <w:ind w:start="1080" w:hanging="360"/>
       </w:pPr>
+      <w:rPr/>
     </w:lvl>
     <w:lvl w:ilvl="2">
       <w:start w:val="1"/>
@@ -1722,6 +1620,7 @@
         </w:tabs>
         <w:ind w:start="1440" w:hanging="360"/>
       </w:pPr>
+      <w:rPr/>
     </w:lvl>
     <w:lvl w:ilvl="3">
       <w:start w:val="1"/>
@@ -1734,6 +1633,7 @@
         </w:tabs>
         <w:ind w:start="1800" w:hanging="360"/>
       </w:pPr>
+      <w:rPr/>
     </w:lvl>
     <w:lvl w:ilvl="4">
       <w:start w:val="1"/>
@@ -1746,6 +1646,7 @@
         </w:tabs>
         <w:ind w:start="2160" w:hanging="360"/>
       </w:pPr>
+      <w:rPr/>
     </w:lvl>
     <w:lvl w:ilvl="5">
       <w:start w:val="1"/>
@@ -1758,6 +1659,7 @@
         </w:tabs>
         <w:ind w:start="2520" w:hanging="360"/>
       </w:pPr>
+      <w:rPr/>
     </w:lvl>
     <w:lvl w:ilvl="6">
       <w:start w:val="1"/>
@@ -1770,6 +1672,7 @@
         </w:tabs>
         <w:ind w:start="2880" w:hanging="360"/>
       </w:pPr>
+      <w:rPr/>
     </w:lvl>
     <w:lvl w:ilvl="7">
       <w:start w:val="1"/>
@@ -1782,6 +1685,7 @@
         </w:tabs>
         <w:ind w:start="3240" w:hanging="360"/>
       </w:pPr>
+      <w:rPr/>
     </w:lvl>
     <w:lvl w:ilvl="8">
       <w:start w:val="1"/>
@@ -1794,6 +1698,7 @@
         </w:tabs>
         <w:ind w:start="3600" w:hanging="360"/>
       </w:pPr>
+      <w:rPr/>
     </w:lvl>
   </w:abstractNum>
   <w:abstractNum w:abstractNumId="7">
@@ -1823,6 +1728,7 @@
         </w:tabs>
         <w:ind w:start="1080" w:hanging="360"/>
       </w:pPr>
+      <w:rPr/>
     </w:lvl>
     <w:lvl w:ilvl="2">
       <w:start w:val="1"/>
@@ -1835,6 +1741,7 @@
         </w:tabs>
         <w:ind w:start="1440" w:hanging="360"/>
       </w:pPr>
+      <w:rPr/>
     </w:lvl>
     <w:lvl w:ilvl="3">
       <w:start w:val="1"/>
@@ -1847,6 +1754,7 @@
         </w:tabs>
         <w:ind w:start="1800" w:hanging="360"/>
       </w:pPr>
+      <w:rPr/>
     </w:lvl>
     <w:lvl w:ilvl="4">
       <w:start w:val="1"/>
@@ -1859,6 +1767,7 @@
         </w:tabs>
         <w:ind w:start="2160" w:hanging="360"/>
       </w:pPr>
+      <w:rPr/>
     </w:lvl>
     <w:lvl w:ilvl="5">
       <w:start w:val="1"/>
@@ -1871,6 +1780,7 @@
         </w:tabs>
         <w:ind w:start="2520" w:hanging="360"/>
       </w:pPr>
+      <w:rPr/>
     </w:lvl>
     <w:lvl w:ilvl="6">
       <w:start w:val="1"/>
@@ -1883,6 +1793,7 @@
         </w:tabs>
         <w:ind w:start="2880" w:hanging="360"/>
       </w:pPr>
+      <w:rPr/>
     </w:lvl>
     <w:lvl w:ilvl="7">
       <w:start w:val="1"/>
@@ -1895,6 +1806,7 @@
         </w:tabs>
         <w:ind w:start="3240" w:hanging="360"/>
       </w:pPr>
+      <w:rPr/>
     </w:lvl>
     <w:lvl w:ilvl="8">
       <w:start w:val="1"/>
@@ -1907,6 +1819,7 @@
         </w:tabs>
         <w:ind w:start="3600" w:hanging="360"/>
       </w:pPr>
+      <w:rPr/>
     </w:lvl>
   </w:abstractNum>
   <w:abstractNum w:abstractNumId="8">
@@ -1936,6 +1849,7 @@
         </w:tabs>
         <w:ind w:start="1080" w:hanging="360"/>
       </w:pPr>
+      <w:rPr/>
     </w:lvl>
     <w:lvl w:ilvl="2">
       <w:start w:val="1"/>
@@ -1948,6 +1862,7 @@
         </w:tabs>
         <w:ind w:start="1440" w:hanging="360"/>
       </w:pPr>
+      <w:rPr/>
     </w:lvl>
     <w:lvl w:ilvl="3">
       <w:start w:val="1"/>
@@ -1960,6 +1875,7 @@
         </w:tabs>
         <w:ind w:start="1800" w:hanging="360"/>
       </w:pPr>
+      <w:rPr/>
     </w:lvl>
     <w:lvl w:ilvl="4">
       <w:start w:val="1"/>
@@ -1972,6 +1888,7 @@
         </w:tabs>
         <w:ind w:start="2160" w:hanging="360"/>
       </w:pPr>
+      <w:rPr/>
     </w:lvl>
     <w:lvl w:ilvl="5">
       <w:start w:val="1"/>
@@ -1984,6 +1901,7 @@
         </w:tabs>
         <w:ind w:start="2520" w:hanging="360"/>
       </w:pPr>
+      <w:rPr/>
     </w:lvl>
     <w:lvl w:ilvl="6">
       <w:start w:val="1"/>
@@ -1996,6 +1914,7 @@
         </w:tabs>
         <w:ind w:start="2880" w:hanging="360"/>
       </w:pPr>
+      <w:rPr/>
     </w:lvl>
     <w:lvl w:ilvl="7">
       <w:start w:val="1"/>
@@ -2008,6 +1927,7 @@
         </w:tabs>
         <w:ind w:start="3240" w:hanging="360"/>
       </w:pPr>
+      <w:rPr/>
     </w:lvl>
     <w:lvl w:ilvl="8">
       <w:start w:val="1"/>
@@ -2020,6 +1940,7 @@
         </w:tabs>
         <w:ind w:start="3600" w:hanging="360"/>
       </w:pPr>
+      <w:rPr/>
     </w:lvl>
   </w:abstractNum>
   <w:abstractNum w:abstractNumId="9">
@@ -2049,6 +1970,7 @@
         </w:tabs>
         <w:ind w:start="1080" w:hanging="360"/>
       </w:pPr>
+      <w:rPr/>
     </w:lvl>
     <w:lvl w:ilvl="2">
       <w:start w:val="1"/>
@@ -2061,6 +1983,7 @@
         </w:tabs>
         <w:ind w:start="1440" w:hanging="360"/>
       </w:pPr>
+      <w:rPr/>
     </w:lvl>
     <w:lvl w:ilvl="3">
       <w:start w:val="1"/>
@@ -2073,6 +1996,7 @@
         </w:tabs>
         <w:ind w:start="1800" w:hanging="360"/>
       </w:pPr>
+      <w:rPr/>
     </w:lvl>
     <w:lvl w:ilvl="4">
       <w:start w:val="1"/>
@@ -2085,6 +2009,7 @@
         </w:tabs>
         <w:ind w:start="2160" w:hanging="360"/>
       </w:pPr>
+      <w:rPr/>
     </w:lvl>
     <w:lvl w:ilvl="5">
       <w:start w:val="1"/>
@@ -2097,6 +2022,7 @@
         </w:tabs>
         <w:ind w:start="2520" w:hanging="360"/>
       </w:pPr>
+      <w:rPr/>
     </w:lvl>
     <w:lvl w:ilvl="6">
       <w:start w:val="1"/>
@@ -2109,6 +2035,7 @@
         </w:tabs>
         <w:ind w:start="2880" w:hanging="360"/>
       </w:pPr>
+      <w:rPr/>
     </w:lvl>
     <w:lvl w:ilvl="7">
       <w:start w:val="1"/>
@@ -2121,6 +2048,7 @@
         </w:tabs>
         <w:ind w:start="3240" w:hanging="360"/>
       </w:pPr>
+      <w:rPr/>
     </w:lvl>
     <w:lvl w:ilvl="8">
       <w:start w:val="1"/>
@@ -2133,6 +2061,7 @@
         </w:tabs>
         <w:ind w:start="3600" w:hanging="360"/>
       </w:pPr>
+      <w:rPr/>
     </w:lvl>
   </w:abstractNum>
   <w:abstractNum w:abstractNumId="10">
@@ -2160,6 +2089,7 @@
         </w:tabs>
         <w:ind w:start="1080" w:hanging="360"/>
       </w:pPr>
+      <w:rPr/>
     </w:lvl>
     <w:lvl w:ilvl="2">
       <w:start w:val="1"/>
@@ -2172,6 +2102,7 @@
         </w:tabs>
         <w:ind w:start="1440" w:hanging="360"/>
       </w:pPr>
+      <w:rPr/>
     </w:lvl>
     <w:lvl w:ilvl="3">
       <w:start w:val="1"/>
@@ -2184,6 +2115,7 @@
         </w:tabs>
         <w:ind w:start="1800" w:hanging="360"/>
       </w:pPr>
+      <w:rPr/>
     </w:lvl>
     <w:lvl w:ilvl="4">
       <w:start w:val="1"/>
@@ -2196,6 +2128,7 @@
         </w:tabs>
         <w:ind w:start="2160" w:hanging="360"/>
       </w:pPr>
+      <w:rPr/>
     </w:lvl>
     <w:lvl w:ilvl="5">
       <w:start w:val="1"/>
@@ -2208,6 +2141,7 @@
         </w:tabs>
         <w:ind w:start="2520" w:hanging="360"/>
       </w:pPr>
+      <w:rPr/>
     </w:lvl>
     <w:lvl w:ilvl="6">
       <w:start w:val="1"/>
@@ -2220,6 +2154,7 @@
         </w:tabs>
         <w:ind w:start="2880" w:hanging="360"/>
       </w:pPr>
+      <w:rPr/>
     </w:lvl>
     <w:lvl w:ilvl="7">
       <w:start w:val="1"/>
@@ -2232,6 +2167,7 @@
         </w:tabs>
         <w:ind w:start="3240" w:hanging="360"/>
       </w:pPr>
+      <w:rPr/>
     </w:lvl>
     <w:lvl w:ilvl="8">
       <w:start w:val="1"/>
@@ -2244,6 +2180,7 @@
         </w:tabs>
         <w:ind w:start="3600" w:hanging="360"/>
       </w:pPr>
+      <w:rPr/>
     </w:lvl>
   </w:abstractNum>
   <w:abstractNum w:abstractNumId="11">
@@ -2273,6 +2210,7 @@
         </w:tabs>
         <w:ind w:start="1080" w:hanging="360"/>
       </w:pPr>
+      <w:rPr/>
     </w:lvl>
     <w:lvl w:ilvl="2">
       <w:start w:val="1"/>
@@ -2285,6 +2223,7 @@
         </w:tabs>
         <w:ind w:start="1440" w:hanging="360"/>
       </w:pPr>
+      <w:rPr/>
     </w:lvl>
     <w:lvl w:ilvl="3">
       <w:start w:val="1"/>
@@ -2297,6 +2236,7 @@
         </w:tabs>
         <w:ind w:start="1800" w:hanging="360"/>
       </w:pPr>
+      <w:rPr/>
     </w:lvl>
     <w:lvl w:ilvl="4">
       <w:start w:val="1"/>
@@ -2309,6 +2249,7 @@
         </w:tabs>
         <w:ind w:start="2160" w:hanging="360"/>
       </w:pPr>
+      <w:rPr/>
     </w:lvl>
     <w:lvl w:ilvl="5">
       <w:start w:val="1"/>
@@ -2321,6 +2262,7 @@
         </w:tabs>
         <w:ind w:start="2520" w:hanging="360"/>
       </w:pPr>
+      <w:rPr/>
     </w:lvl>
     <w:lvl w:ilvl="6">
       <w:start w:val="1"/>
@@ -2333,6 +2275,7 @@
         </w:tabs>
         <w:ind w:start="2880" w:hanging="360"/>
       </w:pPr>
+      <w:rPr/>
     </w:lvl>
     <w:lvl w:ilvl="7">
       <w:start w:val="1"/>
@@ -2345,6 +2288,7 @@
         </w:tabs>
         <w:ind w:start="3240" w:hanging="360"/>
       </w:pPr>
+      <w:rPr/>
     </w:lvl>
     <w:lvl w:ilvl="8">
       <w:start w:val="1"/>
@@ -2357,6 +2301,7 @@
         </w:tabs>
         <w:ind w:start="3600" w:hanging="360"/>
       </w:pPr>
+      <w:rPr/>
     </w:lvl>
   </w:abstractNum>
   <w:abstractNum w:abstractNumId="12">
@@ -2384,6 +2329,7 @@
         </w:tabs>
         <w:ind w:start="1080" w:hanging="360"/>
       </w:pPr>
+      <w:rPr/>
     </w:lvl>
     <w:lvl w:ilvl="2">
       <w:start w:val="1"/>
@@ -2396,6 +2342,7 @@
         </w:tabs>
         <w:ind w:start="1440" w:hanging="360"/>
       </w:pPr>
+      <w:rPr/>
     </w:lvl>
     <w:lvl w:ilvl="3">
       <w:start w:val="1"/>
@@ -2408,6 +2355,7 @@
         </w:tabs>
         <w:ind w:start="1800" w:hanging="360"/>
       </w:pPr>
+      <w:rPr/>
     </w:lvl>
     <w:lvl w:ilvl="4">
       <w:start w:val="1"/>
@@ -2420,6 +2368,7 @@
         </w:tabs>
         <w:ind w:start="2160" w:hanging="360"/>
       </w:pPr>
+      <w:rPr/>
     </w:lvl>
     <w:lvl w:ilvl="5">
       <w:start w:val="1"/>
@@ -2432,6 +2381,7 @@
         </w:tabs>
         <w:ind w:start="2520" w:hanging="360"/>
       </w:pPr>
+      <w:rPr/>
     </w:lvl>
     <w:lvl w:ilvl="6">
       <w:start w:val="1"/>
@@ -2444,6 +2394,7 @@
         </w:tabs>
         <w:ind w:start="2880" w:hanging="360"/>
       </w:pPr>
+      <w:rPr/>
     </w:lvl>
     <w:lvl w:ilvl="7">
       <w:start w:val="1"/>
@@ -2456,6 +2407,7 @@
         </w:tabs>
         <w:ind w:start="3240" w:hanging="360"/>
       </w:pPr>
+      <w:rPr/>
     </w:lvl>
     <w:lvl w:ilvl="8">
       <w:start w:val="1"/>
@@ -2468,6 +2420,7 @@
         </w:tabs>
         <w:ind w:start="3600" w:hanging="360"/>
       </w:pPr>
+      <w:rPr/>
     </w:lvl>
   </w:abstractNum>
   <w:abstractNum w:abstractNumId="13">
